--- a/ky/wisdom-stories/let-prayer-come-and-find-you.docx
+++ b/ky/wisdom-stories/let-prayer-come-and-find-you.docx
@@ -57,7 +57,7 @@
           <w:sz w:val="22"/>
           <w:lang w:val="ky-KG"/>
         </w:rPr>
-        <w:t>жардыга таяныч, муктажга ачык эшик, жетимге мээрим бол. Баланын бутун жылыткан өтүк, кыйналганга жеңилдик бол. Ошондо өзүңө керектүү ак бата сени издеп табат.</w:t>
+        <w:t>жардыга таяныч, муктажга ачык эшик, жетимдин башын сылаган кол бол. Баланын бутундагы бут кийим бол. Кыйналганга жол ач, иши оорлоп кеткенге жардам бер. Ошондо өзүңө керектүү ак бата сени издеп табат.</w:t>
       </w:r>
     </w:p>
     <w:p>
@@ -81,7 +81,7 @@
           <w:sz w:val="22"/>
           <w:lang w:val="ky-KG"/>
         </w:rPr>
-        <w:t xml:space="preserve">Сабак: </w:t>
+        <w:t>Сабак: Муктажга кол сунган, жетимдин башын сылаган адам өзү да дубага татыктуу болот. Жакшылык кылган колуң бир күнү сага да ачылат.</w:t>
       </w:r>
       <w:r>
         <w:rPr>
@@ -90,7 +90,6 @@
           <w:sz w:val="22"/>
           <w:lang w:val="ky-KG"/>
         </w:rPr>
-        <w:t>Бирөөнүн жүгүн жеңилдетип, жетимдин башынан сыла. Чын көңүлдөн жасаган жакшылыгың сага ак бата болуп кайтат.</w:t>
       </w:r>
     </w:p>
     <w:p>
@@ -110,7 +109,7 @@
           <w:sz w:val="18"/>
           <w:lang w:val="ky-KG"/>
         </w:rPr>
-        <w:t>Окуя ачык интернет булактарынан алынды.</w:t>
+        <w:t>Аңгемелер ачык интернет булактарынан алынган, иллюстрациялар болсо ЖИ менен түзүлгөн.</w:t>
       </w:r>
     </w:p>
     <w:sectPr>
